--- a/docs/test/files/template/invoice.docx
+++ b/docs/test/files/template/invoice.docx
@@ -58,6 +58,124 @@
         <w:t xml:space="preserve">Note: {{note}}</w:t>
       </w:r>
     </w:p>
+    <w:p>
+      <w:r>
+        <w:t xml:space="preserve">{{ if paid }}</w:t>
+      </w:r>
+    </w:p>
+    <w:p>
+      <w:r>
+        <w:rPr>
+          <w:b/>
+        </w:rPr>
+        <w:t xml:space="preserve">Paid in full. Thank you!</w:t>
+      </w:r>
+    </w:p>
+    <w:p>
+      <w:r>
+        <w:t xml:space="preserve">{{ else }}</w:t>
+      </w:r>
+    </w:p>
+    <w:p>
+      <w:r>
+        <w:t xml:space="preserve">Please pay {{amount}} by {{due}}.</w:t>
+      </w:r>
+    </w:p>
+    <w:p>
+      <w:r>
+        <w:t xml:space="preserve">{{ endif }}</w:t>
+      </w:r>
+    </w:p>
+    <w:tbl>
+      <w:tr>
+        <w:tc>
+          <w:p>
+            <w:r>
+              <w:rPr>
+                <w:b/>
+              </w:rPr>
+              <w:t xml:space="preserve">Description</w:t>
+            </w:r>
+          </w:p>
+        </w:tc>
+        <w:tc>
+          <w:p>
+            <w:r>
+              <w:rPr>
+                <w:b/>
+              </w:rPr>
+              <w:t xml:space="preserve">Qty</w:t>
+            </w:r>
+          </w:p>
+        </w:tc>
+        <w:tc>
+          <w:p>
+            <w:r>
+              <w:rPr>
+                <w:b/>
+              </w:rPr>
+              <w:t xml:space="preserve">Price</w:t>
+            </w:r>
+          </w:p>
+        </w:tc>
+      </w:tr>
+      <w:tr>
+        <w:tc>
+          <w:p>
+            <w:r>
+              <w:t xml:space="preserve">{{ for line in lines }}{{ line.description }}</w:t>
+            </w:r>
+          </w:p>
+        </w:tc>
+        <w:tc>
+          <w:p>
+            <w:r>
+              <w:t xml:space="preserve">{{ line.qty }}</w:t>
+            </w:r>
+          </w:p>
+        </w:tc>
+        <w:tc>
+          <w:p>
+            <w:r>
+              <w:t xml:space="preserve">{{ line.price }}{{ endfor }}</w:t>
+            </w:r>
+          </w:p>
+        </w:tc>
+      </w:tr>
+      <w:tr>
+        <w:tc>
+          <w:p>
+            <w:r>
+              <w:t xml:space="preserve">{{ if discount }}Discount</w:t>
+            </w:r>
+          </w:p>
+        </w:tc>
+        <w:tc>
+          <w:p>
+            <w:r>
+              <w:t xml:space="preserve"/>
+            </w:r>
+          </w:p>
+        </w:tc>
+        <w:tc>
+          <w:p>
+            <w:r>
+              <w:t xml:space="preserve">-{{ discount }}{{ endif }}</w:t>
+            </w:r>
+          </w:p>
+        </w:tc>
+      </w:tr>
+    </w:tbl>
+    <w:p>
+      <w:r>
+        <w:t xml:space="preserve">Total due: {{ total | format "$#,##0.00" }} by {{ dueDate | format "MMMM d, yyyy" }}.</w:t>
+      </w:r>
+    </w:p>
+    <w:p>
+      <w:r>
+        <w:t xml:space="preserve">Contacts: {{ for c in contacts }}{{ c.name }}{{ if not loop.last }}, {{ endif }}{{ endfor }}</w:t>
+      </w:r>
+    </w:p>
     <w:sectPr>
       <w:headerReference w:type="default" r:id="rIdH1"/>
     </w:sectPr>
